--- a/Documentacao/11 - Diagrama de Atividade.docx
+++ b/Documentacao/11 - Diagrama de Atividade.docx
@@ -1,6 +1,6 @@
 
 <file path=word/document.xml><?xml version="1.0" encoding="utf-8"?>
-<w:document xmlns:wpc="http://schemas.microsoft.com/office/word/2010/wordprocessingCanvas" xmlns:cx="http://schemas.microsoft.com/office/drawing/2014/chartex" xmlns:cx1="http://schemas.microsoft.com/office/drawing/2015/9/8/chartex" xmlns:cx2="http://schemas.microsoft.com/office/drawing/2015/10/21/chartex" xmlns:cx3="http://schemas.microsoft.com/office/drawing/2016/5/9/chartex" xmlns:cx4="http://schemas.microsoft.com/office/drawing/2016/5/10/chartex" xmlns:cx5="http://schemas.microsoft.com/office/drawing/2016/5/11/chartex" xmlns:cx6="http://schemas.microsoft.com/office/drawing/2016/5/12/chartex" xmlns:cx7="http://schemas.microsoft.com/office/drawing/2016/5/13/chartex" xmlns:cx8="http://schemas.microsoft.com/office/drawing/2016/5/14/chartex" xmlns:mc="http://schemas.openxmlformats.org/markup-compatibility/2006" xmlns:aink="http://schemas.microsoft.com/office/drawing/2016/ink" xmlns:am3d="http://schemas.microsoft.com/office/drawing/2017/model3d" xmlns:o="urn:schemas-microsoft-com:office:office" xmlns:oel="http://schemas.microsoft.com/office/2019/extlst" xmlns:r="http://schemas.openxmlformats.org/officeDocument/2006/relationships" xmlns:m="http://schemas.openxmlformats.org/officeDocument/2006/math" xmlns:v="urn:schemas-microsoft-com:vml" xmlns:wp14="http://schemas.microsoft.com/office/word/2010/wordprocessingDrawing" xmlns:wp="http://schemas.openxmlformats.org/drawingml/2006/wordprocessingDrawing" xmlns:w10="urn:schemas-microsoft-com:office:word" xmlns:w="http://schemas.openxmlformats.org/wordprocessingml/2006/main" xmlns:w14="http://schemas.microsoft.com/office/word/2010/wordml" xmlns:w15="http://schemas.microsoft.com/office/word/2012/wordml" xmlns:w16cex="http://schemas.microsoft.com/office/word/2018/wordml/cex" xmlns:w16cid="http://schemas.microsoft.com/office/word/2016/wordml/cid" xmlns:w16="http://schemas.microsoft.com/office/word/2018/wordml" xmlns:w16du="http://schemas.microsoft.com/office/word/2023/wordml/word16du" xmlns:w16sdtdh="http://schemas.microsoft.com/office/word/2020/wordml/sdtdatahash" xmlns:w16sdtfl="http://schemas.microsoft.com/office/word/2024/wordml/sdtformatlock" xmlns:w16se="http://schemas.microsoft.com/office/word/2015/wordml/symex" xmlns:wpg="http://schemas.microsoft.com/office/word/2010/wordprocessingGroup" xmlns:wpi="http://schemas.microsoft.com/office/word/2010/wordprocessingInk" xmlns:wne="http://schemas.microsoft.com/office/word/2006/wordml" xmlns:wps="http://schemas.microsoft.com/office/word/2010/wordprocessingShape" mc:Ignorable="w14 w15 w16se w16cid w16 w16cex w16sdtdh w16sdtfl w16du wp14">
+<w:document xmlns:wpc="http://schemas.microsoft.com/office/word/2010/wordprocessingCanvas" xmlns:cx="http://schemas.microsoft.com/office/drawing/2014/chartex" xmlns:cx1="http://schemas.microsoft.com/office/drawing/2015/9/8/chartex" xmlns:cx2="http://schemas.microsoft.com/office/drawing/2015/10/21/chartex" xmlns:cx3="http://schemas.microsoft.com/office/drawing/2016/5/9/chartex" xmlns:cx4="http://schemas.microsoft.com/office/drawing/2016/5/10/chartex" xmlns:cx5="http://schemas.microsoft.com/office/drawing/2016/5/11/chartex" xmlns:cx6="http://schemas.microsoft.com/office/drawing/2016/5/12/chartex" xmlns:cx7="http://schemas.microsoft.com/office/drawing/2016/5/13/chartex" xmlns:cx8="http://schemas.microsoft.com/office/drawing/2016/5/14/chartex" xmlns:mc="http://schemas.openxmlformats.org/markup-compatibility/2006" xmlns:aink="http://schemas.microsoft.com/office/drawing/2016/ink" xmlns:am3d="http://schemas.microsoft.com/office/drawing/2017/model3d" xmlns:o="urn:schemas-microsoft-com:office:office" xmlns:oel="http://schemas.microsoft.com/office/2019/extlst" xmlns:r="http://schemas.openxmlformats.org/officeDocument/2006/relationships" xmlns:m="http://schemas.openxmlformats.org/officeDocument/2006/math" xmlns:v="urn:schemas-microsoft-com:vml" xmlns:wp14="http://schemas.microsoft.com/office/word/2010/wordprocessingDrawing" xmlns:wp="http://schemas.openxmlformats.org/drawingml/2006/wordprocessingDrawing" xmlns:w10="urn:schemas-microsoft-com:office:word" xmlns:w="http://schemas.openxmlformats.org/wordprocessingml/2006/main" xmlns:w14="http://schemas.microsoft.com/office/word/2010/wordml" xmlns:w15="http://schemas.microsoft.com/office/word/2012/wordml" xmlns:w16cei="http://schemas.microsoft.com/office/word/2026/wordml/cei" xmlns:w16cex="http://schemas.microsoft.com/office/word/2018/wordml/cex" xmlns:w16cid="http://schemas.microsoft.com/office/word/2016/wordml/cid" xmlns:w16="http://schemas.microsoft.com/office/word/2018/wordml" xmlns:w16du="http://schemas.microsoft.com/office/word/2023/wordml/word16du" xmlns:w16sdtdh="http://schemas.microsoft.com/office/word/2020/wordml/sdtdatahash" xmlns:w16sdtfl="http://schemas.microsoft.com/office/word/2024/wordml/sdtformatlock" xmlns:w16se="http://schemas.microsoft.com/office/word/2015/wordml/symex" xmlns:wpg="http://schemas.microsoft.com/office/word/2010/wordprocessingGroup" xmlns:wpi="http://schemas.microsoft.com/office/word/2010/wordprocessingInk" xmlns:wne="http://schemas.microsoft.com/office/word/2006/wordml" xmlns:wps="http://schemas.microsoft.com/office/word/2010/wordprocessingShape" mc:Ignorable="w14 w15 w16se w16cid w16 w16cex w16sdtdh w16sdtfl w16du wp14">
   <w:body>
     <w:p>
       <w:pPr>
@@ -34,21 +34,7 @@
         <w:rPr>
           <w:rFonts w:ascii="Times New Roman" w:hAnsi="Times New Roman" w:cs="Times New Roman"/>
         </w:rPr>
-        <w:t xml:space="preserve">Projeto: </w:t>
-      </w:r>
-      <w:proofErr w:type="spellStart"/>
-      <w:r>
-        <w:rPr>
-          <w:rFonts w:ascii="Times New Roman" w:hAnsi="Times New Roman" w:cs="Times New Roman"/>
-        </w:rPr>
-        <w:t>MechSystem</w:t>
-      </w:r>
-      <w:proofErr w:type="spellEnd"/>
-      <w:r>
-        <w:rPr>
-          <w:rFonts w:ascii="Times New Roman" w:hAnsi="Times New Roman" w:cs="Times New Roman"/>
-        </w:rPr>
-        <w:t xml:space="preserve"> – Sistema de Gestão para Oficinas Mecânicas</w:t>
+        <w:t>Projeto: MechSystem – Sistema de Gestão para Oficinas Mecânicas</w:t>
       </w:r>
       <w:r>
         <w:rPr>
@@ -77,34 +63,6 @@
         <w:br/>
         <w:t>Autor: Ryan Cristian</w:t>
       </w:r>
-      <w:r>
-        <w:rPr>
-          <w:rFonts w:ascii="Times New Roman" w:hAnsi="Times New Roman" w:cs="Times New Roman"/>
-        </w:rPr>
-        <w:br/>
-      </w:r>
-      <w:proofErr w:type="spellStart"/>
-      <w:r>
-        <w:rPr>
-          <w:rFonts w:ascii="Times New Roman" w:hAnsi="Times New Roman" w:cs="Times New Roman"/>
-        </w:rPr>
-        <w:t>Diciplina</w:t>
-      </w:r>
-      <w:proofErr w:type="spellEnd"/>
-      <w:r>
-        <w:rPr>
-          <w:rFonts w:ascii="Times New Roman" w:hAnsi="Times New Roman" w:cs="Times New Roman"/>
-        </w:rPr>
-        <w:t xml:space="preserve">: Engenharia de Software III – Prof. Alessandro </w:t>
-      </w:r>
-      <w:proofErr w:type="spellStart"/>
-      <w:r>
-        <w:rPr>
-          <w:rFonts w:ascii="Times New Roman" w:hAnsi="Times New Roman" w:cs="Times New Roman"/>
-        </w:rPr>
-        <w:t>Fukuta</w:t>
-      </w:r>
-      <w:proofErr w:type="spellEnd"/>
     </w:p>
     <w:p>
       <w:pPr>
@@ -186,47 +144,7 @@
           <w:lang w:eastAsia="pt-BR"/>
           <w14:ligatures w14:val="none"/>
         </w:rPr>
-        <w:t xml:space="preserve"> representando os fluxos operacionais mais importantes do sistema </w:t>
-      </w:r>
-      <w:proofErr w:type="spellStart"/>
-      <w:r>
-        <w:rPr>
-          <w:rFonts w:ascii="Times New Roman" w:eastAsia="Times New Roman" w:hAnsi="Times New Roman" w:cs="Times New Roman"/>
-          <w:kern w:val="0"/>
-          <w:lang w:eastAsia="pt-BR"/>
-          <w14:ligatures w14:val="none"/>
-        </w:rPr>
-        <w:t>MechSystem</w:t>
-      </w:r>
-      <w:proofErr w:type="spellEnd"/>
-      <w:r>
-        <w:rPr>
-          <w:rFonts w:ascii="Times New Roman" w:eastAsia="Times New Roman" w:hAnsi="Times New Roman" w:cs="Times New Roman"/>
-          <w:kern w:val="0"/>
-          <w:lang w:eastAsia="pt-BR"/>
-          <w14:ligatures w14:val="none"/>
-        </w:rPr>
-        <w:t>, detalhando as ações, decisões e partições de responsabilidade (</w:t>
-      </w:r>
-      <w:proofErr w:type="spellStart"/>
-      <w:r>
-        <w:rPr>
-          <w:rFonts w:ascii="Times New Roman" w:eastAsia="Times New Roman" w:hAnsi="Times New Roman" w:cs="Times New Roman"/>
-          <w:kern w:val="0"/>
-          <w:lang w:eastAsia="pt-BR"/>
-          <w14:ligatures w14:val="none"/>
-        </w:rPr>
-        <w:t>swimlanes</w:t>
-      </w:r>
-      <w:proofErr w:type="spellEnd"/>
-      <w:r>
-        <w:rPr>
-          <w:rFonts w:ascii="Times New Roman" w:eastAsia="Times New Roman" w:hAnsi="Times New Roman" w:cs="Times New Roman"/>
-          <w:kern w:val="0"/>
-          <w:lang w:eastAsia="pt-BR"/>
-          <w14:ligatures w14:val="none"/>
-        </w:rPr>
-        <w:t>).</w:t>
+        <w:t xml:space="preserve"> representando os fluxos operacionais mais importantes do sistema MechSystem, detalhando as ações, decisões e partições de responsabilidade (swimlanes).</w:t>
       </w:r>
     </w:p>
     <w:p>
@@ -316,6 +234,7 @@
           <w:rFonts w:ascii="Times New Roman" w:eastAsia="Times New Roman" w:hAnsi="Times New Roman" w:cs="Times New Roman"/>
           <w:b/>
           <w:bCs/>
+          <w:noProof/>
           <w:kern w:val="0"/>
           <w:lang w:eastAsia="pt-BR"/>
           <w14:ligatures w14:val="none"/>
@@ -415,31 +334,7 @@
           <w:lang w:eastAsia="pt-BR"/>
           <w14:ligatures w14:val="none"/>
         </w:rPr>
-        <w:t>Partições (</w:t>
-      </w:r>
-      <w:proofErr w:type="spellStart"/>
-      <w:r>
-        <w:rPr>
-          <w:rFonts w:ascii="Times New Roman" w:eastAsia="Times New Roman" w:hAnsi="Times New Roman" w:cs="Times New Roman"/>
-          <w:b/>
-          <w:bCs/>
-          <w:kern w:val="0"/>
-          <w:lang w:eastAsia="pt-BR"/>
-          <w14:ligatures w14:val="none"/>
-        </w:rPr>
-        <w:t>Swimlanes</w:t>
-      </w:r>
-      <w:proofErr w:type="spellEnd"/>
-      <w:r>
-        <w:rPr>
-          <w:rFonts w:ascii="Times New Roman" w:eastAsia="Times New Roman" w:hAnsi="Times New Roman" w:cs="Times New Roman"/>
-          <w:b/>
-          <w:bCs/>
-          <w:kern w:val="0"/>
-          <w:lang w:eastAsia="pt-BR"/>
-          <w14:ligatures w14:val="none"/>
-        </w:rPr>
-        <w:t>)</w:t>
+        <w:t>Partições (Swimlanes)</w:t>
       </w:r>
     </w:p>
     <w:tbl>
@@ -782,6 +677,7 @@
       <w:r>
         <w:rPr>
           <w:rFonts w:ascii="Times New Roman" w:eastAsia="Times New Roman" w:hAnsi="Times New Roman" w:cs="Times New Roman"/>
+          <w:noProof/>
           <w:kern w:val="0"/>
           <w:lang w:eastAsia="pt-BR"/>
           <w14:ligatures w14:val="none"/>
@@ -1116,7 +1012,6 @@
                 <w14:ligatures w14:val="none"/>
               </w:rPr>
             </w:pPr>
-            <w:proofErr w:type="spellStart"/>
             <w:r>
               <w:rPr>
                 <w:rFonts w:ascii="Times New Roman" w:eastAsia="Times New Roman" w:hAnsi="Times New Roman" w:cs="Times New Roman"/>
@@ -1128,7 +1023,6 @@
               </w:rPr>
               <w:t>int</w:t>
             </w:r>
-            <w:proofErr w:type="spellEnd"/>
           </w:p>
         </w:tc>
         <w:tc>
@@ -1210,7 +1104,6 @@
                 <w14:ligatures w14:val="none"/>
               </w:rPr>
             </w:pPr>
-            <w:proofErr w:type="spellStart"/>
             <w:r>
               <w:rPr>
                 <w:rFonts w:ascii="Times New Roman" w:eastAsia="Times New Roman" w:hAnsi="Times New Roman" w:cs="Times New Roman"/>
@@ -1222,7 +1115,6 @@
               </w:rPr>
               <w:t>bool</w:t>
             </w:r>
-            <w:proofErr w:type="spellEnd"/>
           </w:p>
         </w:tc>
         <w:tc>
@@ -1304,7 +1196,6 @@
                 <w14:ligatures w14:val="none"/>
               </w:rPr>
             </w:pPr>
-            <w:proofErr w:type="spellStart"/>
             <w:r>
               <w:rPr>
                 <w:rFonts w:ascii="Times New Roman" w:eastAsia="Times New Roman" w:hAnsi="Times New Roman" w:cs="Times New Roman"/>
@@ -1316,7 +1207,6 @@
               </w:rPr>
               <w:t>bool</w:t>
             </w:r>
-            <w:proofErr w:type="spellEnd"/>
           </w:p>
         </w:tc>
         <w:tc>
@@ -1398,7 +1288,6 @@
                 <w14:ligatures w14:val="none"/>
               </w:rPr>
             </w:pPr>
-            <w:proofErr w:type="spellStart"/>
             <w:r>
               <w:rPr>
                 <w:rFonts w:ascii="Times New Roman" w:eastAsia="Times New Roman" w:hAnsi="Times New Roman" w:cs="Times New Roman"/>
@@ -1410,7 +1299,6 @@
               </w:rPr>
               <w:t>bool</w:t>
             </w:r>
-            <w:proofErr w:type="spellEnd"/>
           </w:p>
         </w:tc>
         <w:tc>
@@ -1492,7 +1380,6 @@
                 <w14:ligatures w14:val="none"/>
               </w:rPr>
             </w:pPr>
-            <w:proofErr w:type="spellStart"/>
             <w:r>
               <w:rPr>
                 <w:rFonts w:ascii="Times New Roman" w:eastAsia="Times New Roman" w:hAnsi="Times New Roman" w:cs="Times New Roman"/>
@@ -1504,7 +1391,6 @@
               </w:rPr>
               <w:t>bool</w:t>
             </w:r>
-            <w:proofErr w:type="spellEnd"/>
           </w:p>
         </w:tc>
         <w:tc>
@@ -1586,7 +1472,6 @@
                 <w14:ligatures w14:val="none"/>
               </w:rPr>
             </w:pPr>
-            <w:proofErr w:type="spellStart"/>
             <w:r>
               <w:rPr>
                 <w:rFonts w:ascii="Times New Roman" w:eastAsia="Times New Roman" w:hAnsi="Times New Roman" w:cs="Times New Roman"/>
@@ -1598,7 +1483,6 @@
               </w:rPr>
               <w:t>bool</w:t>
             </w:r>
-            <w:proofErr w:type="spellEnd"/>
           </w:p>
         </w:tc>
         <w:tc>
@@ -1689,31 +1573,7 @@
                 <w:lang w:eastAsia="pt-BR"/>
                 <w14:ligatures w14:val="none"/>
               </w:rPr>
-              <w:t xml:space="preserve">JSON [{X, Y, </w:t>
-            </w:r>
-            <w:proofErr w:type="spellStart"/>
-            <w:r>
-              <w:rPr>
-                <w:rFonts w:ascii="Times New Roman" w:eastAsia="Times New Roman" w:hAnsi="Times New Roman" w:cs="Times New Roman"/>
-                <w:kern w:val="0"/>
-                <w:sz w:val="20"/>
-                <w:szCs w:val="20"/>
-                <w:lang w:eastAsia="pt-BR"/>
-                <w14:ligatures w14:val="none"/>
-              </w:rPr>
-              <w:t>Desc</w:t>
-            </w:r>
-            <w:proofErr w:type="spellEnd"/>
-            <w:r>
-              <w:rPr>
-                <w:rFonts w:ascii="Times New Roman" w:eastAsia="Times New Roman" w:hAnsi="Times New Roman" w:cs="Times New Roman"/>
-                <w:kern w:val="0"/>
-                <w:sz w:val="20"/>
-                <w:szCs w:val="20"/>
-                <w:lang w:eastAsia="pt-BR"/>
-                <w14:ligatures w14:val="none"/>
-              </w:rPr>
-              <w:t>}]</w:t>
+              <w:t>JSON [{X, Y, Desc}]</w:t>
             </w:r>
           </w:p>
         </w:tc>
@@ -1796,7 +1656,6 @@
                 <w14:ligatures w14:val="none"/>
               </w:rPr>
             </w:pPr>
-            <w:proofErr w:type="spellStart"/>
             <w:r>
               <w:rPr>
                 <w:rFonts w:ascii="Times New Roman" w:eastAsia="Times New Roman" w:hAnsi="Times New Roman" w:cs="Times New Roman"/>
@@ -1808,7 +1667,6 @@
               </w:rPr>
               <w:t>string</w:t>
             </w:r>
-            <w:proofErr w:type="spellEnd"/>
           </w:p>
         </w:tc>
         <w:tc>
@@ -1952,6 +1810,7 @@
           <w:rFonts w:ascii="Times New Roman" w:eastAsia="Times New Roman" w:hAnsi="Times New Roman" w:cs="Times New Roman"/>
           <w:b/>
           <w:bCs/>
+          <w:noProof/>
           <w:kern w:val="0"/>
           <w:lang w:eastAsia="pt-BR"/>
           <w14:ligatures w14:val="none"/>
@@ -2387,45 +2246,8 @@
                 <w:lang w:eastAsia="pt-BR"/>
                 <w14:ligatures w14:val="none"/>
               </w:rPr>
-              <w:t xml:space="preserve">Alerta quando </w:t>
+              <w:t>Alerta quando EstoqueAtual ≤ EstoqueMinimo</w:t>
             </w:r>
-            <w:proofErr w:type="spellStart"/>
-            <w:r>
-              <w:rPr>
-                <w:rFonts w:ascii="Times New Roman" w:eastAsia="Times New Roman" w:hAnsi="Times New Roman" w:cs="Times New Roman"/>
-                <w:kern w:val="0"/>
-                <w:sz w:val="20"/>
-                <w:szCs w:val="20"/>
-                <w:lang w:eastAsia="pt-BR"/>
-                <w14:ligatures w14:val="none"/>
-              </w:rPr>
-              <w:t>EstoqueAtual</w:t>
-            </w:r>
-            <w:proofErr w:type="spellEnd"/>
-            <w:r>
-              <w:rPr>
-                <w:rFonts w:ascii="Times New Roman" w:eastAsia="Times New Roman" w:hAnsi="Times New Roman" w:cs="Times New Roman"/>
-                <w:kern w:val="0"/>
-                <w:sz w:val="20"/>
-                <w:szCs w:val="20"/>
-                <w:lang w:eastAsia="pt-BR"/>
-                <w14:ligatures w14:val="none"/>
-              </w:rPr>
-              <w:t xml:space="preserve"> ≤ </w:t>
-            </w:r>
-            <w:proofErr w:type="spellStart"/>
-            <w:r>
-              <w:rPr>
-                <w:rFonts w:ascii="Times New Roman" w:eastAsia="Times New Roman" w:hAnsi="Times New Roman" w:cs="Times New Roman"/>
-                <w:kern w:val="0"/>
-                <w:sz w:val="20"/>
-                <w:szCs w:val="20"/>
-                <w:lang w:eastAsia="pt-BR"/>
-                <w14:ligatures w14:val="none"/>
-              </w:rPr>
-              <w:t>EstoqueMinimo</w:t>
-            </w:r>
-            <w:proofErr w:type="spellEnd"/>
           </w:p>
         </w:tc>
         <w:tc>
@@ -2507,7 +2329,6 @@
                 <w14:ligatures w14:val="none"/>
               </w:rPr>
             </w:pPr>
-            <w:proofErr w:type="spellStart"/>
             <w:r>
               <w:rPr>
                 <w:rFonts w:ascii="Times New Roman" w:eastAsia="Times New Roman" w:hAnsi="Times New Roman" w:cs="Times New Roman"/>
@@ -2517,19 +2338,7 @@
                 <w:lang w:eastAsia="pt-BR"/>
                 <w14:ligatures w14:val="none"/>
               </w:rPr>
-              <w:t>UsuarioId</w:t>
-            </w:r>
-            <w:proofErr w:type="spellEnd"/>
-            <w:r>
-              <w:rPr>
-                <w:rFonts w:ascii="Times New Roman" w:eastAsia="Times New Roman" w:hAnsi="Times New Roman" w:cs="Times New Roman"/>
-                <w:kern w:val="0"/>
-                <w:sz w:val="20"/>
-                <w:szCs w:val="20"/>
-                <w:lang w:eastAsia="pt-BR"/>
-                <w14:ligatures w14:val="none"/>
-              </w:rPr>
-              <w:t xml:space="preserve"> é obrigatório em toda movimentação</w:t>
+              <w:t>UsuarioId é obrigatório em toda movimentação</w:t>
             </w:r>
           </w:p>
         </w:tc>
@@ -2612,7 +2421,7 @@
 </file>
 
 <file path=word/endnotes.xml><?xml version="1.0" encoding="utf-8"?>
-<w:endnotes xmlns:wpc="http://schemas.microsoft.com/office/word/2010/wordprocessingCanvas" xmlns:cx="http://schemas.microsoft.com/office/drawing/2014/chartex" xmlns:cx1="http://schemas.microsoft.com/office/drawing/2015/9/8/chartex" xmlns:cx2="http://schemas.microsoft.com/office/drawing/2015/10/21/chartex" xmlns:cx3="http://schemas.microsoft.com/office/drawing/2016/5/9/chartex" xmlns:cx4="http://schemas.microsoft.com/office/drawing/2016/5/10/chartex" xmlns:cx5="http://schemas.microsoft.com/office/drawing/2016/5/11/chartex" xmlns:cx6="http://schemas.microsoft.com/office/drawing/2016/5/12/chartex" xmlns:cx7="http://schemas.microsoft.com/office/drawing/2016/5/13/chartex" xmlns:cx8="http://schemas.microsoft.com/office/drawing/2016/5/14/chartex" xmlns:mc="http://schemas.openxmlformats.org/markup-compatibility/2006" xmlns:aink="http://schemas.microsoft.com/office/drawing/2016/ink" xmlns:am3d="http://schemas.microsoft.com/office/drawing/2017/model3d" xmlns:o="urn:schemas-microsoft-com:office:office" xmlns:oel="http://schemas.microsoft.com/office/2019/extlst" xmlns:r="http://schemas.openxmlformats.org/officeDocument/2006/relationships" xmlns:m="http://schemas.openxmlformats.org/officeDocument/2006/math" xmlns:v="urn:schemas-microsoft-com:vml" xmlns:wp14="http://schemas.microsoft.com/office/word/2010/wordprocessingDrawing" xmlns:wp="http://schemas.openxmlformats.org/drawingml/2006/wordprocessingDrawing" xmlns:w10="urn:schemas-microsoft-com:office:word" xmlns:w="http://schemas.openxmlformats.org/wordprocessingml/2006/main" xmlns:w14="http://schemas.microsoft.com/office/word/2010/wordml" xmlns:w15="http://schemas.microsoft.com/office/word/2012/wordml" xmlns:w16cex="http://schemas.microsoft.com/office/word/2018/wordml/cex" xmlns:w16cid="http://schemas.microsoft.com/office/word/2016/wordml/cid" xmlns:w16="http://schemas.microsoft.com/office/word/2018/wordml" xmlns:w16du="http://schemas.microsoft.com/office/word/2023/wordml/word16du" xmlns:w16sdtdh="http://schemas.microsoft.com/office/word/2020/wordml/sdtdatahash" xmlns:w16sdtfl="http://schemas.microsoft.com/office/word/2024/wordml/sdtformatlock" xmlns:w16se="http://schemas.microsoft.com/office/word/2015/wordml/symex" xmlns:wpg="http://schemas.microsoft.com/office/word/2010/wordprocessingGroup" xmlns:wpi="http://schemas.microsoft.com/office/word/2010/wordprocessingInk" xmlns:wne="http://schemas.microsoft.com/office/word/2006/wordml" xmlns:wps="http://schemas.microsoft.com/office/word/2010/wordprocessingShape" mc:Ignorable="w14 w15 w16se w16cid w16 w16cex w16sdtdh w16sdtfl w16du wp14">
+<w:endnotes xmlns:wpc="http://schemas.microsoft.com/office/word/2010/wordprocessingCanvas" xmlns:cx="http://schemas.microsoft.com/office/drawing/2014/chartex" xmlns:cx1="http://schemas.microsoft.com/office/drawing/2015/9/8/chartex" xmlns:cx2="http://schemas.microsoft.com/office/drawing/2015/10/21/chartex" xmlns:cx3="http://schemas.microsoft.com/office/drawing/2016/5/9/chartex" xmlns:cx4="http://schemas.microsoft.com/office/drawing/2016/5/10/chartex" xmlns:cx5="http://schemas.microsoft.com/office/drawing/2016/5/11/chartex" xmlns:cx6="http://schemas.microsoft.com/office/drawing/2016/5/12/chartex" xmlns:cx7="http://schemas.microsoft.com/office/drawing/2016/5/13/chartex" xmlns:cx8="http://schemas.microsoft.com/office/drawing/2016/5/14/chartex" xmlns:mc="http://schemas.openxmlformats.org/markup-compatibility/2006" xmlns:aink="http://schemas.microsoft.com/office/drawing/2016/ink" xmlns:am3d="http://schemas.microsoft.com/office/drawing/2017/model3d" xmlns:o="urn:schemas-microsoft-com:office:office" xmlns:oel="http://schemas.microsoft.com/office/2019/extlst" xmlns:r="http://schemas.openxmlformats.org/officeDocument/2006/relationships" xmlns:m="http://schemas.openxmlformats.org/officeDocument/2006/math" xmlns:v="urn:schemas-microsoft-com:vml" xmlns:wp14="http://schemas.microsoft.com/office/word/2010/wordprocessingDrawing" xmlns:wp="http://schemas.openxmlformats.org/drawingml/2006/wordprocessingDrawing" xmlns:w10="urn:schemas-microsoft-com:office:word" xmlns:w="http://schemas.openxmlformats.org/wordprocessingml/2006/main" xmlns:w14="http://schemas.microsoft.com/office/word/2010/wordml" xmlns:w15="http://schemas.microsoft.com/office/word/2012/wordml" xmlns:w16cei="http://schemas.microsoft.com/office/word/2026/wordml/cei" xmlns:w16cex="http://schemas.microsoft.com/office/word/2018/wordml/cex" xmlns:w16cid="http://schemas.microsoft.com/office/word/2016/wordml/cid" xmlns:w16="http://schemas.microsoft.com/office/word/2018/wordml" xmlns:w16du="http://schemas.microsoft.com/office/word/2023/wordml/word16du" xmlns:w16sdtdh="http://schemas.microsoft.com/office/word/2020/wordml/sdtdatahash" xmlns:w16sdtfl="http://schemas.microsoft.com/office/word/2024/wordml/sdtformatlock" xmlns:w16se="http://schemas.microsoft.com/office/word/2015/wordml/symex" xmlns:wpg="http://schemas.microsoft.com/office/word/2010/wordprocessingGroup" xmlns:wpi="http://schemas.microsoft.com/office/word/2010/wordprocessingInk" xmlns:wne="http://schemas.microsoft.com/office/word/2006/wordml" xmlns:wps="http://schemas.microsoft.com/office/word/2010/wordprocessingShape" mc:Ignorable="w14 w15 w16se w16cid w16 w16cex w16sdtdh w16sdtfl w16du wp14">
   <w:endnote w:type="separator" w:id="-1">
     <w:p>
       <w:pPr>
@@ -2637,7 +2446,7 @@
 </file>
 
 <file path=word/footer1.xml><?xml version="1.0" encoding="utf-8"?>
-<w:ftr xmlns:wpc="http://schemas.microsoft.com/office/word/2010/wordprocessingCanvas" xmlns:cx="http://schemas.microsoft.com/office/drawing/2014/chartex" xmlns:cx1="http://schemas.microsoft.com/office/drawing/2015/9/8/chartex" xmlns:cx2="http://schemas.microsoft.com/office/drawing/2015/10/21/chartex" xmlns:cx3="http://schemas.microsoft.com/office/drawing/2016/5/9/chartex" xmlns:cx4="http://schemas.microsoft.com/office/drawing/2016/5/10/chartex" xmlns:cx5="http://schemas.microsoft.com/office/drawing/2016/5/11/chartex" xmlns:cx6="http://schemas.microsoft.com/office/drawing/2016/5/12/chartex" xmlns:cx7="http://schemas.microsoft.com/office/drawing/2016/5/13/chartex" xmlns:cx8="http://schemas.microsoft.com/office/drawing/2016/5/14/chartex" xmlns:mc="http://schemas.openxmlformats.org/markup-compatibility/2006" xmlns:aink="http://schemas.microsoft.com/office/drawing/2016/ink" xmlns:am3d="http://schemas.microsoft.com/office/drawing/2017/model3d" xmlns:o="urn:schemas-microsoft-com:office:office" xmlns:oel="http://schemas.microsoft.com/office/2019/extlst" xmlns:r="http://schemas.openxmlformats.org/officeDocument/2006/relationships" xmlns:m="http://schemas.openxmlformats.org/officeDocument/2006/math" xmlns:v="urn:schemas-microsoft-com:vml" xmlns:wp14="http://schemas.microsoft.com/office/word/2010/wordprocessingDrawing" xmlns:wp="http://schemas.openxmlformats.org/drawingml/2006/wordprocessingDrawing" xmlns:w10="urn:schemas-microsoft-com:office:word" xmlns:w="http://schemas.openxmlformats.org/wordprocessingml/2006/main" xmlns:w14="http://schemas.microsoft.com/office/word/2010/wordml" xmlns:w15="http://schemas.microsoft.com/office/word/2012/wordml" xmlns:w16cex="http://schemas.microsoft.com/office/word/2018/wordml/cex" xmlns:w16cid="http://schemas.microsoft.com/office/word/2016/wordml/cid" xmlns:w16="http://schemas.microsoft.com/office/word/2018/wordml" xmlns:w16du="http://schemas.microsoft.com/office/word/2023/wordml/word16du" xmlns:w16sdtdh="http://schemas.microsoft.com/office/word/2020/wordml/sdtdatahash" xmlns:w16sdtfl="http://schemas.microsoft.com/office/word/2024/wordml/sdtformatlock" xmlns:w16se="http://schemas.microsoft.com/office/word/2015/wordml/symex" xmlns:wpg="http://schemas.microsoft.com/office/word/2010/wordprocessingGroup" xmlns:wpi="http://schemas.microsoft.com/office/word/2010/wordprocessingInk" xmlns:wne="http://schemas.microsoft.com/office/word/2006/wordml" xmlns:wps="http://schemas.microsoft.com/office/word/2010/wordprocessingShape" mc:Ignorable="w14 w15 w16se w16cid w16 w16cex w16sdtdh w16sdtfl w16du wp14">
+<w:ftr xmlns:wpc="http://schemas.microsoft.com/office/word/2010/wordprocessingCanvas" xmlns:cx="http://schemas.microsoft.com/office/drawing/2014/chartex" xmlns:cx1="http://schemas.microsoft.com/office/drawing/2015/9/8/chartex" xmlns:cx2="http://schemas.microsoft.com/office/drawing/2015/10/21/chartex" xmlns:cx3="http://schemas.microsoft.com/office/drawing/2016/5/9/chartex" xmlns:cx4="http://schemas.microsoft.com/office/drawing/2016/5/10/chartex" xmlns:cx5="http://schemas.microsoft.com/office/drawing/2016/5/11/chartex" xmlns:cx6="http://schemas.microsoft.com/office/drawing/2016/5/12/chartex" xmlns:cx7="http://schemas.microsoft.com/office/drawing/2016/5/13/chartex" xmlns:cx8="http://schemas.microsoft.com/office/drawing/2016/5/14/chartex" xmlns:mc="http://schemas.openxmlformats.org/markup-compatibility/2006" xmlns:aink="http://schemas.microsoft.com/office/drawing/2016/ink" xmlns:am3d="http://schemas.microsoft.com/office/drawing/2017/model3d" xmlns:o="urn:schemas-microsoft-com:office:office" xmlns:oel="http://schemas.microsoft.com/office/2019/extlst" xmlns:r="http://schemas.openxmlformats.org/officeDocument/2006/relationships" xmlns:m="http://schemas.openxmlformats.org/officeDocument/2006/math" xmlns:v="urn:schemas-microsoft-com:vml" xmlns:wp14="http://schemas.microsoft.com/office/word/2010/wordprocessingDrawing" xmlns:wp="http://schemas.openxmlformats.org/drawingml/2006/wordprocessingDrawing" xmlns:w10="urn:schemas-microsoft-com:office:word" xmlns:w="http://schemas.openxmlformats.org/wordprocessingml/2006/main" xmlns:w14="http://schemas.microsoft.com/office/word/2010/wordml" xmlns:w15="http://schemas.microsoft.com/office/word/2012/wordml" xmlns:w16cei="http://schemas.microsoft.com/office/word/2026/wordml/cei" xmlns:w16cex="http://schemas.microsoft.com/office/word/2018/wordml/cex" xmlns:w16cid="http://schemas.microsoft.com/office/word/2016/wordml/cid" xmlns:w16="http://schemas.microsoft.com/office/word/2018/wordml" xmlns:w16du="http://schemas.microsoft.com/office/word/2023/wordml/word16du" xmlns:w16sdtdh="http://schemas.microsoft.com/office/word/2020/wordml/sdtdatahash" xmlns:w16sdtfl="http://schemas.microsoft.com/office/word/2024/wordml/sdtformatlock" xmlns:w16se="http://schemas.microsoft.com/office/word/2015/wordml/symex" xmlns:wpg="http://schemas.microsoft.com/office/word/2010/wordprocessingGroup" xmlns:wpi="http://schemas.microsoft.com/office/word/2010/wordprocessingInk" xmlns:wne="http://schemas.microsoft.com/office/word/2006/wordml" xmlns:wps="http://schemas.microsoft.com/office/word/2010/wordprocessingShape" mc:Ignorable="w14 w15 w16se w16cid w16 w16cex w16sdtdh w16sdtfl w16du wp14">
   <w:sdt>
     <w:sdtPr>
       <w:id w:val="-1835298562"/>
@@ -2646,7 +2455,6 @@
         <w:docPartUnique/>
       </w:docPartObj>
     </w:sdtPr>
-    <w:sdtEndPr/>
     <w:sdtContent>
       <w:p>
         <w:pPr>
@@ -2680,7 +2488,7 @@
 </file>
 
 <file path=word/footnotes.xml><?xml version="1.0" encoding="utf-8"?>
-<w:footnotes xmlns:wpc="http://schemas.microsoft.com/office/word/2010/wordprocessingCanvas" xmlns:cx="http://schemas.microsoft.com/office/drawing/2014/chartex" xmlns:cx1="http://schemas.microsoft.com/office/drawing/2015/9/8/chartex" xmlns:cx2="http://schemas.microsoft.com/office/drawing/2015/10/21/chartex" xmlns:cx3="http://schemas.microsoft.com/office/drawing/2016/5/9/chartex" xmlns:cx4="http://schemas.microsoft.com/office/drawing/2016/5/10/chartex" xmlns:cx5="http://schemas.microsoft.com/office/drawing/2016/5/11/chartex" xmlns:cx6="http://schemas.microsoft.com/office/drawing/2016/5/12/chartex" xmlns:cx7="http://schemas.microsoft.com/office/drawing/2016/5/13/chartex" xmlns:cx8="http://schemas.microsoft.com/office/drawing/2016/5/14/chartex" xmlns:mc="http://schemas.openxmlformats.org/markup-compatibility/2006" xmlns:aink="http://schemas.microsoft.com/office/drawing/2016/ink" xmlns:am3d="http://schemas.microsoft.com/office/drawing/2017/model3d" xmlns:o="urn:schemas-microsoft-com:office:office" xmlns:oel="http://schemas.microsoft.com/office/2019/extlst" xmlns:r="http://schemas.openxmlformats.org/officeDocument/2006/relationships" xmlns:m="http://schemas.openxmlformats.org/officeDocument/2006/math" xmlns:v="urn:schemas-microsoft-com:vml" xmlns:wp14="http://schemas.microsoft.com/office/word/2010/wordprocessingDrawing" xmlns:wp="http://schemas.openxmlformats.org/drawingml/2006/wordprocessingDrawing" xmlns:w10="urn:schemas-microsoft-com:office:word" xmlns:w="http://schemas.openxmlformats.org/wordprocessingml/2006/main" xmlns:w14="http://schemas.microsoft.com/office/word/2010/wordml" xmlns:w15="http://schemas.microsoft.com/office/word/2012/wordml" xmlns:w16cex="http://schemas.microsoft.com/office/word/2018/wordml/cex" xmlns:w16cid="http://schemas.microsoft.com/office/word/2016/wordml/cid" xmlns:w16="http://schemas.microsoft.com/office/word/2018/wordml" xmlns:w16du="http://schemas.microsoft.com/office/word/2023/wordml/word16du" xmlns:w16sdtdh="http://schemas.microsoft.com/office/word/2020/wordml/sdtdatahash" xmlns:w16sdtfl="http://schemas.microsoft.com/office/word/2024/wordml/sdtformatlock" xmlns:w16se="http://schemas.microsoft.com/office/word/2015/wordml/symex" xmlns:wpg="http://schemas.microsoft.com/office/word/2010/wordprocessingGroup" xmlns:wpi="http://schemas.microsoft.com/office/word/2010/wordprocessingInk" xmlns:wne="http://schemas.microsoft.com/office/word/2006/wordml" xmlns:wps="http://schemas.microsoft.com/office/word/2010/wordprocessingShape" mc:Ignorable="w14 w15 w16se w16cid w16 w16cex w16sdtdh w16sdtfl w16du wp14">
+<w:footnotes xmlns:wpc="http://schemas.microsoft.com/office/word/2010/wordprocessingCanvas" xmlns:cx="http://schemas.microsoft.com/office/drawing/2014/chartex" xmlns:cx1="http://schemas.microsoft.com/office/drawing/2015/9/8/chartex" xmlns:cx2="http://schemas.microsoft.com/office/drawing/2015/10/21/chartex" xmlns:cx3="http://schemas.microsoft.com/office/drawing/2016/5/9/chartex" xmlns:cx4="http://schemas.microsoft.com/office/drawing/2016/5/10/chartex" xmlns:cx5="http://schemas.microsoft.com/office/drawing/2016/5/11/chartex" xmlns:cx6="http://schemas.microsoft.com/office/drawing/2016/5/12/chartex" xmlns:cx7="http://schemas.microsoft.com/office/drawing/2016/5/13/chartex" xmlns:cx8="http://schemas.microsoft.com/office/drawing/2016/5/14/chartex" xmlns:mc="http://schemas.openxmlformats.org/markup-compatibility/2006" xmlns:aink="http://schemas.microsoft.com/office/drawing/2016/ink" xmlns:am3d="http://schemas.microsoft.com/office/drawing/2017/model3d" xmlns:o="urn:schemas-microsoft-com:office:office" xmlns:oel="http://schemas.microsoft.com/office/2019/extlst" xmlns:r="http://schemas.openxmlformats.org/officeDocument/2006/relationships" xmlns:m="http://schemas.openxmlformats.org/officeDocument/2006/math" xmlns:v="urn:schemas-microsoft-com:vml" xmlns:wp14="http://schemas.microsoft.com/office/word/2010/wordprocessingDrawing" xmlns:wp="http://schemas.openxmlformats.org/drawingml/2006/wordprocessingDrawing" xmlns:w10="urn:schemas-microsoft-com:office:word" xmlns:w="http://schemas.openxmlformats.org/wordprocessingml/2006/main" xmlns:w14="http://schemas.microsoft.com/office/word/2010/wordml" xmlns:w15="http://schemas.microsoft.com/office/word/2012/wordml" xmlns:w16cei="http://schemas.microsoft.com/office/word/2026/wordml/cei" xmlns:w16cex="http://schemas.microsoft.com/office/word/2018/wordml/cex" xmlns:w16cid="http://schemas.microsoft.com/office/word/2016/wordml/cid" xmlns:w16="http://schemas.microsoft.com/office/word/2018/wordml" xmlns:w16du="http://schemas.microsoft.com/office/word/2023/wordml/word16du" xmlns:w16sdtdh="http://schemas.microsoft.com/office/word/2020/wordml/sdtdatahash" xmlns:w16sdtfl="http://schemas.microsoft.com/office/word/2024/wordml/sdtformatlock" xmlns:w16se="http://schemas.microsoft.com/office/word/2015/wordml/symex" xmlns:wpg="http://schemas.microsoft.com/office/word/2010/wordprocessingGroup" xmlns:wpi="http://schemas.microsoft.com/office/word/2010/wordprocessingInk" xmlns:wne="http://schemas.microsoft.com/office/word/2006/wordml" xmlns:wps="http://schemas.microsoft.com/office/word/2010/wordprocessingShape" mc:Ignorable="w14 w15 w16se w16cid w16 w16cex w16sdtdh w16sdtfl w16du wp14">
   <w:footnote w:type="separator" w:id="-1">
     <w:p>
       <w:pPr>
@@ -2705,7 +2513,7 @@
 </file>
 
 <file path=word/header1.xml><?xml version="1.0" encoding="utf-8"?>
-<w:hdr xmlns:wpc="http://schemas.microsoft.com/office/word/2010/wordprocessingCanvas" xmlns:cx="http://schemas.microsoft.com/office/drawing/2014/chartex" xmlns:cx1="http://schemas.microsoft.com/office/drawing/2015/9/8/chartex" xmlns:cx2="http://schemas.microsoft.com/office/drawing/2015/10/21/chartex" xmlns:cx3="http://schemas.microsoft.com/office/drawing/2016/5/9/chartex" xmlns:cx4="http://schemas.microsoft.com/office/drawing/2016/5/10/chartex" xmlns:cx5="http://schemas.microsoft.com/office/drawing/2016/5/11/chartex" xmlns:cx6="http://schemas.microsoft.com/office/drawing/2016/5/12/chartex" xmlns:cx7="http://schemas.microsoft.com/office/drawing/2016/5/13/chartex" xmlns:cx8="http://schemas.microsoft.com/office/drawing/2016/5/14/chartex" xmlns:mc="http://schemas.openxmlformats.org/markup-compatibility/2006" xmlns:aink="http://schemas.microsoft.com/office/drawing/2016/ink" xmlns:am3d="http://schemas.microsoft.com/office/drawing/2017/model3d" xmlns:o="urn:schemas-microsoft-com:office:office" xmlns:oel="http://schemas.microsoft.com/office/2019/extlst" xmlns:r="http://schemas.openxmlformats.org/officeDocument/2006/relationships" xmlns:m="http://schemas.openxmlformats.org/officeDocument/2006/math" xmlns:v="urn:schemas-microsoft-com:vml" xmlns:wp14="http://schemas.microsoft.com/office/word/2010/wordprocessingDrawing" xmlns:wp="http://schemas.openxmlformats.org/drawingml/2006/wordprocessingDrawing" xmlns:w10="urn:schemas-microsoft-com:office:word" xmlns:w="http://schemas.openxmlformats.org/wordprocessingml/2006/main" xmlns:w14="http://schemas.microsoft.com/office/word/2010/wordml" xmlns:w15="http://schemas.microsoft.com/office/word/2012/wordml" xmlns:w16cex="http://schemas.microsoft.com/office/word/2018/wordml/cex" xmlns:w16cid="http://schemas.microsoft.com/office/word/2016/wordml/cid" xmlns:w16="http://schemas.microsoft.com/office/word/2018/wordml" xmlns:w16du="http://schemas.microsoft.com/office/word/2023/wordml/word16du" xmlns:w16sdtdh="http://schemas.microsoft.com/office/word/2020/wordml/sdtdatahash" xmlns:w16sdtfl="http://schemas.microsoft.com/office/word/2024/wordml/sdtformatlock" xmlns:w16se="http://schemas.microsoft.com/office/word/2015/wordml/symex" xmlns:wpg="http://schemas.microsoft.com/office/word/2010/wordprocessingGroup" xmlns:wpi="http://schemas.microsoft.com/office/word/2010/wordprocessingInk" xmlns:wne="http://schemas.microsoft.com/office/word/2006/wordml" xmlns:wps="http://schemas.microsoft.com/office/word/2010/wordprocessingShape" mc:Ignorable="w14 w15 w16se w16cid w16 w16cex w16sdtdh w16sdtfl w16du wp14">
+<w:hdr xmlns:wpc="http://schemas.microsoft.com/office/word/2010/wordprocessingCanvas" xmlns:cx="http://schemas.microsoft.com/office/drawing/2014/chartex" xmlns:cx1="http://schemas.microsoft.com/office/drawing/2015/9/8/chartex" xmlns:cx2="http://schemas.microsoft.com/office/drawing/2015/10/21/chartex" xmlns:cx3="http://schemas.microsoft.com/office/drawing/2016/5/9/chartex" xmlns:cx4="http://schemas.microsoft.com/office/drawing/2016/5/10/chartex" xmlns:cx5="http://schemas.microsoft.com/office/drawing/2016/5/11/chartex" xmlns:cx6="http://schemas.microsoft.com/office/drawing/2016/5/12/chartex" xmlns:cx7="http://schemas.microsoft.com/office/drawing/2016/5/13/chartex" xmlns:cx8="http://schemas.microsoft.com/office/drawing/2016/5/14/chartex" xmlns:mc="http://schemas.openxmlformats.org/markup-compatibility/2006" xmlns:aink="http://schemas.microsoft.com/office/drawing/2016/ink" xmlns:am3d="http://schemas.microsoft.com/office/drawing/2017/model3d" xmlns:o="urn:schemas-microsoft-com:office:office" xmlns:oel="http://schemas.microsoft.com/office/2019/extlst" xmlns:r="http://schemas.openxmlformats.org/officeDocument/2006/relationships" xmlns:m="http://schemas.openxmlformats.org/officeDocument/2006/math" xmlns:v="urn:schemas-microsoft-com:vml" xmlns:wp14="http://schemas.microsoft.com/office/word/2010/wordprocessingDrawing" xmlns:wp="http://schemas.openxmlformats.org/drawingml/2006/wordprocessingDrawing" xmlns:w10="urn:schemas-microsoft-com:office:word" xmlns:w="http://schemas.openxmlformats.org/wordprocessingml/2006/main" xmlns:w14="http://schemas.microsoft.com/office/word/2010/wordml" xmlns:w15="http://schemas.microsoft.com/office/word/2012/wordml" xmlns:w16cei="http://schemas.microsoft.com/office/word/2026/wordml/cei" xmlns:w16cex="http://schemas.microsoft.com/office/word/2018/wordml/cex" xmlns:w16cid="http://schemas.microsoft.com/office/word/2016/wordml/cid" xmlns:w16="http://schemas.microsoft.com/office/word/2018/wordml" xmlns:w16du="http://schemas.microsoft.com/office/word/2023/wordml/word16du" xmlns:w16sdtdh="http://schemas.microsoft.com/office/word/2020/wordml/sdtdatahash" xmlns:w16sdtfl="http://schemas.microsoft.com/office/word/2024/wordml/sdtformatlock" xmlns:w16se="http://schemas.microsoft.com/office/word/2015/wordml/symex" xmlns:wpg="http://schemas.microsoft.com/office/word/2010/wordprocessingGroup" xmlns:wpi="http://schemas.microsoft.com/office/word/2010/wordprocessingInk" xmlns:wne="http://schemas.microsoft.com/office/word/2006/wordml" xmlns:wps="http://schemas.microsoft.com/office/word/2010/wordprocessingShape" mc:Ignorable="w14 w15 w16se w16cid w16 w16cex w16sdtdh w16sdtfl w16du wp14">
   <w:p>
     <w:pPr>
       <w:pStyle w:val="Cabealho"/>
@@ -2789,7 +2597,7 @@
 </file>
 
 <file path=word/numbering.xml><?xml version="1.0" encoding="utf-8"?>
-<w:numbering xmlns:wpc="http://schemas.microsoft.com/office/word/2010/wordprocessingCanvas" xmlns:cx="http://schemas.microsoft.com/office/drawing/2014/chartex" xmlns:cx1="http://schemas.microsoft.com/office/drawing/2015/9/8/chartex" xmlns:cx2="http://schemas.microsoft.com/office/drawing/2015/10/21/chartex" xmlns:cx3="http://schemas.microsoft.com/office/drawing/2016/5/9/chartex" xmlns:cx4="http://schemas.microsoft.com/office/drawing/2016/5/10/chartex" xmlns:cx5="http://schemas.microsoft.com/office/drawing/2016/5/11/chartex" xmlns:cx6="http://schemas.microsoft.com/office/drawing/2016/5/12/chartex" xmlns:cx7="http://schemas.microsoft.com/office/drawing/2016/5/13/chartex" xmlns:cx8="http://schemas.microsoft.com/office/drawing/2016/5/14/chartex" xmlns:mc="http://schemas.openxmlformats.org/markup-compatibility/2006" xmlns:aink="http://schemas.microsoft.com/office/drawing/2016/ink" xmlns:am3d="http://schemas.microsoft.com/office/drawing/2017/model3d" xmlns:o="urn:schemas-microsoft-com:office:office" xmlns:oel="http://schemas.microsoft.com/office/2019/extlst" xmlns:r="http://schemas.openxmlformats.org/officeDocument/2006/relationships" xmlns:m="http://schemas.openxmlformats.org/officeDocument/2006/math" xmlns:v="urn:schemas-microsoft-com:vml" xmlns:wp14="http://schemas.microsoft.com/office/word/2010/wordprocessingDrawing" xmlns:wp="http://schemas.openxmlformats.org/drawingml/2006/wordprocessingDrawing" xmlns:w10="urn:schemas-microsoft-com:office:word" xmlns:w="http://schemas.openxmlformats.org/wordprocessingml/2006/main" xmlns:w14="http://schemas.microsoft.com/office/word/2010/wordml" xmlns:w15="http://schemas.microsoft.com/office/word/2012/wordml" xmlns:w16cex="http://schemas.microsoft.com/office/word/2018/wordml/cex" xmlns:w16cid="http://schemas.microsoft.com/office/word/2016/wordml/cid" xmlns:w16="http://schemas.microsoft.com/office/word/2018/wordml" xmlns:w16du="http://schemas.microsoft.com/office/word/2023/wordml/word16du" xmlns:w16sdtdh="http://schemas.microsoft.com/office/word/2020/wordml/sdtdatahash" xmlns:w16sdtfl="http://schemas.microsoft.com/office/word/2024/wordml/sdtformatlock" xmlns:w16se="http://schemas.microsoft.com/office/word/2015/wordml/symex" xmlns:wpg="http://schemas.microsoft.com/office/word/2010/wordprocessingGroup" xmlns:wpi="http://schemas.microsoft.com/office/word/2010/wordprocessingInk" xmlns:wne="http://schemas.microsoft.com/office/word/2006/wordml" xmlns:wps="http://schemas.microsoft.com/office/word/2010/wordprocessingShape" mc:Ignorable="w14 w15 w16se w16cid w16 w16cex w16sdtdh w16sdtfl w16du wp14">
+<w:numbering xmlns:wpc="http://schemas.microsoft.com/office/word/2010/wordprocessingCanvas" xmlns:cx="http://schemas.microsoft.com/office/drawing/2014/chartex" xmlns:cx1="http://schemas.microsoft.com/office/drawing/2015/9/8/chartex" xmlns:cx2="http://schemas.microsoft.com/office/drawing/2015/10/21/chartex" xmlns:cx3="http://schemas.microsoft.com/office/drawing/2016/5/9/chartex" xmlns:cx4="http://schemas.microsoft.com/office/drawing/2016/5/10/chartex" xmlns:cx5="http://schemas.microsoft.com/office/drawing/2016/5/11/chartex" xmlns:cx6="http://schemas.microsoft.com/office/drawing/2016/5/12/chartex" xmlns:cx7="http://schemas.microsoft.com/office/drawing/2016/5/13/chartex" xmlns:cx8="http://schemas.microsoft.com/office/drawing/2016/5/14/chartex" xmlns:mc="http://schemas.openxmlformats.org/markup-compatibility/2006" xmlns:aink="http://schemas.microsoft.com/office/drawing/2016/ink" xmlns:am3d="http://schemas.microsoft.com/office/drawing/2017/model3d" xmlns:o="urn:schemas-microsoft-com:office:office" xmlns:oel="http://schemas.microsoft.com/office/2019/extlst" xmlns:r="http://schemas.openxmlformats.org/officeDocument/2006/relationships" xmlns:m="http://schemas.openxmlformats.org/officeDocument/2006/math" xmlns:v="urn:schemas-microsoft-com:vml" xmlns:wp14="http://schemas.microsoft.com/office/word/2010/wordprocessingDrawing" xmlns:wp="http://schemas.openxmlformats.org/drawingml/2006/wordprocessingDrawing" xmlns:w10="urn:schemas-microsoft-com:office:word" xmlns:w="http://schemas.openxmlformats.org/wordprocessingml/2006/main" xmlns:w14="http://schemas.microsoft.com/office/word/2010/wordml" xmlns:w15="http://schemas.microsoft.com/office/word/2012/wordml" xmlns:w16cei="http://schemas.microsoft.com/office/word/2026/wordml/cei" xmlns:w16cex="http://schemas.microsoft.com/office/word/2018/wordml/cex" xmlns:w16cid="http://schemas.microsoft.com/office/word/2016/wordml/cid" xmlns:w16="http://schemas.microsoft.com/office/word/2018/wordml" xmlns:w16du="http://schemas.microsoft.com/office/word/2023/wordml/word16du" xmlns:w16sdtdh="http://schemas.microsoft.com/office/word/2020/wordml/sdtdatahash" xmlns:w16sdtfl="http://schemas.microsoft.com/office/word/2024/wordml/sdtformatlock" xmlns:w16se="http://schemas.microsoft.com/office/word/2015/wordml/symex" xmlns:wpg="http://schemas.microsoft.com/office/word/2010/wordprocessingGroup" xmlns:wpi="http://schemas.microsoft.com/office/word/2010/wordprocessingInk" xmlns:wne="http://schemas.microsoft.com/office/word/2006/wordml" xmlns:wps="http://schemas.microsoft.com/office/word/2010/wordprocessingShape" mc:Ignorable="w14 w15 w16se w16cid w16 w16cex w16sdtdh w16sdtfl w16du wp14">
   <w:abstractNum w:abstractNumId="0" w15:restartNumberingAfterBreak="0">
     <w:nsid w:val="05E42CAB"/>
     <w:multiLevelType w:val="hybridMultilevel"/>
@@ -5282,6 +5090,7 @@
   <w:style w:type="character" w:default="1" w:styleId="Fontepargpadro">
     <w:name w:val="Default Paragraph Font"/>
     <w:uiPriority w:val="1"/>
+    <w:semiHidden/>
     <w:unhideWhenUsed/>
   </w:style>
   <w:style w:type="table" w:default="1" w:styleId="Tabelanormal">
